--- a/E.全过程/项目例会纪要.docx
+++ b/E.全过程/项目例会纪要.docx
@@ -320,7 +320,6 @@
             <w:pPr>
               <w:pStyle w:val="af0"/>
               <w:rPr>
-                <w:rFonts w:hint="eastAsia"/>
                 <w:sz w:val="24"/>
               </w:rPr>
             </w:pPr>
@@ -763,6 +762,7 @@
                 <w:szCs w:val="30"/>
               </w:rPr>
             </w:pPr>
+            <w:proofErr w:type="gramStart"/>
             <w:r>
               <w:rPr>
                 <w:rFonts w:hAnsi="宋体" w:hint="eastAsia"/>
@@ -771,6 +771,7 @@
               </w:rPr>
               <w:t>撰</w:t>
             </w:r>
+            <w:proofErr w:type="gramEnd"/>
             <w:r>
               <w:rPr>
                 <w:rFonts w:hAnsi="宋体"/>
@@ -1781,7 +1782,7 @@
           <w:p>
             <w:pPr>
               <w:rPr>
-                <w:rFonts w:ascii="Times New Roman" w:hAnsi="Times New Roman" w:hint="eastAsia"/>
+                <w:rFonts w:ascii="Times New Roman" w:hAnsi="Times New Roman"/>
                 <w:sz w:val="24"/>
                 <w:szCs w:val="24"/>
               </w:rPr>
@@ -1851,7 +1852,27 @@
                 <w:sz w:val="24"/>
                 <w:szCs w:val="24"/>
               </w:rPr>
-              <w:t>面试系统需求梳理、确定开发技术栈、分配项目文档任务</w:t>
+              <w:t>面试系统需求梳理、确定开发技术</w:t>
+            </w:r>
+            <w:proofErr w:type="gramStart"/>
+            <w:r>
+              <w:rPr>
+                <w:rFonts w:ascii="Times New Roman" w:hAnsi="Times New Roman"/>
+                <w:b/>
+                <w:sz w:val="24"/>
+                <w:szCs w:val="24"/>
+              </w:rPr>
+              <w:t>栈</w:t>
+            </w:r>
+            <w:proofErr w:type="gramEnd"/>
+            <w:r>
+              <w:rPr>
+                <w:rFonts w:ascii="Times New Roman" w:hAnsi="Times New Roman"/>
+                <w:b/>
+                <w:sz w:val="24"/>
+                <w:szCs w:val="24"/>
+              </w:rPr>
+              <w:t>、分配项目文档任务</w:t>
             </w:r>
           </w:p>
         </w:tc>
@@ -2036,20 +2057,49 @@
             <w:pPr>
               <w:spacing w:line="360" w:lineRule="auto"/>
               <w:rPr>
+                <w:rFonts w:asciiTheme="minorEastAsia" w:eastAsiaTheme="minorEastAsia" w:hAnsiTheme="minorEastAsia" w:cstheme="minorEastAsia" w:hint="eastAsia"/>
+                <w:bCs/>
+                <w:sz w:val="24"/>
+                <w:szCs w:val="24"/>
+              </w:rPr>
+            </w:pPr>
+            <w:r>
+              <w:rPr>
+                <w:rFonts w:asciiTheme="minorEastAsia" w:eastAsiaTheme="minorEastAsia" w:hAnsiTheme="minorEastAsia" w:cstheme="minorEastAsia" w:hint="eastAsia"/>
+                <w:bCs/>
+                <w:sz w:val="24"/>
+                <w:szCs w:val="24"/>
+              </w:rPr>
+              <w:t>（1）</w:t>
+            </w:r>
+            <w:r>
+              <w:rPr>
                 <w:rFonts w:asciiTheme="minorEastAsia" w:eastAsiaTheme="minorEastAsia" w:hAnsiTheme="minorEastAsia" w:cstheme="minorEastAsia"/>
                 <w:bCs/>
                 <w:sz w:val="24"/>
                 <w:szCs w:val="24"/>
               </w:rPr>
-            </w:pPr>
-            <w:r>
+              <w:t xml:space="preserve">完整梳理面试官、面试者两端全部业务功能需求，确认系统页面结构； </w:t>
+            </w:r>
+          </w:p>
+          <w:p>
+            <w:pPr>
+              <w:spacing w:line="360" w:lineRule="auto"/>
               <w:rPr>
                 <w:rFonts w:asciiTheme="minorEastAsia" w:eastAsiaTheme="minorEastAsia" w:hAnsiTheme="minorEastAsia" w:cstheme="minorEastAsia" w:hint="eastAsia"/>
                 <w:bCs/>
                 <w:sz w:val="24"/>
                 <w:szCs w:val="24"/>
               </w:rPr>
-              <w:t>（1）</w:t>
+            </w:pPr>
+            <w:r>
+              <w:rPr>
+                <w:rFonts w:asciiTheme="minorEastAsia" w:eastAsiaTheme="minorEastAsia" w:hAnsiTheme="minorEastAsia" w:cstheme="minorEastAsia" w:hint="eastAsia"/>
+                <w:bCs/>
+                <w:sz w:val="24"/>
+                <w:szCs w:val="24"/>
+              </w:rPr>
+              <w:t>（2）</w:t>
             </w:r>
             <w:r>
               <w:rPr>
@@ -2058,27 +2108,76 @@
                 <w:sz w:val="24"/>
                 <w:szCs w:val="24"/>
               </w:rPr>
-              <w:t xml:space="preserve">完整梳理面试官、面试者两端全部业务功能需求，确认系统页面结构； </w:t>
+              <w:t>确定项目开发技术</w:t>
+            </w:r>
+            <w:proofErr w:type="gramStart"/>
+            <w:r>
+              <w:rPr>
+                <w:rFonts w:asciiTheme="minorEastAsia" w:eastAsiaTheme="minorEastAsia" w:hAnsiTheme="minorEastAsia" w:cstheme="minorEastAsia"/>
+                <w:bCs/>
+                <w:sz w:val="24"/>
+                <w:szCs w:val="24"/>
+              </w:rPr>
+              <w:t>栈</w:t>
+            </w:r>
+            <w:proofErr w:type="gramEnd"/>
+            <w:r>
+              <w:rPr>
+                <w:rFonts w:asciiTheme="minorEastAsia" w:eastAsiaTheme="minorEastAsia" w:hAnsiTheme="minorEastAsia" w:cstheme="minorEastAsia"/>
+                <w:bCs/>
+                <w:sz w:val="24"/>
+                <w:szCs w:val="24"/>
+              </w:rPr>
+              <w:t xml:space="preserve">、开发工具、测试工具、绘图工具； </w:t>
             </w:r>
           </w:p>
           <w:p>
             <w:pPr>
               <w:spacing w:line="360" w:lineRule="auto"/>
               <w:rPr>
+                <w:rFonts w:asciiTheme="minorEastAsia" w:eastAsiaTheme="minorEastAsia" w:hAnsiTheme="minorEastAsia" w:cstheme="minorEastAsia" w:hint="eastAsia"/>
+                <w:bCs/>
+                <w:sz w:val="24"/>
+                <w:szCs w:val="24"/>
+              </w:rPr>
+            </w:pPr>
+            <w:r>
+              <w:rPr>
+                <w:rFonts w:asciiTheme="minorEastAsia" w:eastAsiaTheme="minorEastAsia" w:hAnsiTheme="minorEastAsia" w:cstheme="minorEastAsia" w:hint="eastAsia"/>
+                <w:bCs/>
+                <w:sz w:val="24"/>
+                <w:szCs w:val="24"/>
+              </w:rPr>
+              <w:t>（3）</w:t>
+            </w:r>
+            <w:r>
+              <w:rPr>
                 <w:rFonts w:asciiTheme="minorEastAsia" w:eastAsiaTheme="minorEastAsia" w:hAnsiTheme="minorEastAsia" w:cstheme="minorEastAsia"/>
                 <w:bCs/>
                 <w:sz w:val="24"/>
                 <w:szCs w:val="24"/>
               </w:rPr>
-            </w:pPr>
-            <w:r>
+              <w:t xml:space="preserve">分配各类项目文档编写任务，明确当日与次日工作安排； </w:t>
+            </w:r>
+          </w:p>
+          <w:p>
+            <w:pPr>
+              <w:spacing w:line="360" w:lineRule="auto"/>
               <w:rPr>
                 <w:rFonts w:asciiTheme="minorEastAsia" w:eastAsiaTheme="minorEastAsia" w:hAnsiTheme="minorEastAsia" w:cstheme="minorEastAsia" w:hint="eastAsia"/>
                 <w:bCs/>
                 <w:sz w:val="24"/>
                 <w:szCs w:val="24"/>
               </w:rPr>
-              <w:t>（2）</w:t>
+            </w:pPr>
+            <w:r>
+              <w:rPr>
+                <w:rFonts w:asciiTheme="minorEastAsia" w:eastAsiaTheme="minorEastAsia" w:hAnsiTheme="minorEastAsia" w:cstheme="minorEastAsia" w:hint="eastAsia"/>
+                <w:bCs/>
+                <w:sz w:val="24"/>
+                <w:szCs w:val="24"/>
+              </w:rPr>
+              <w:t>（4）</w:t>
             </w:r>
             <w:r>
               <w:rPr>
@@ -2087,28 +2186,19 @@
                 <w:sz w:val="24"/>
                 <w:szCs w:val="24"/>
               </w:rPr>
-              <w:t xml:space="preserve">确定项目开发技术栈、开发工具、测试工具、绘图工具； </w:t>
-            </w:r>
-          </w:p>
-          <w:p>
-            <w:pPr>
-              <w:spacing w:line="360" w:lineRule="auto"/>
+              <w:t>确定AI能力实现方案：调用第三方RAG大模型API，不自</w:t>
+            </w:r>
+            <w:proofErr w:type="gramStart"/>
+            <w:r>
               <w:rPr>
                 <w:rFonts w:asciiTheme="minorEastAsia" w:eastAsiaTheme="minorEastAsia" w:hAnsiTheme="minorEastAsia" w:cstheme="minorEastAsia"/>
                 <w:bCs/>
                 <w:sz w:val="24"/>
                 <w:szCs w:val="24"/>
               </w:rPr>
-            </w:pPr>
-            <w:r>
-              <w:rPr>
-                <w:rFonts w:asciiTheme="minorEastAsia" w:eastAsiaTheme="minorEastAsia" w:hAnsiTheme="minorEastAsia" w:cstheme="minorEastAsia" w:hint="eastAsia"/>
-                <w:bCs/>
-                <w:sz w:val="24"/>
-                <w:szCs w:val="24"/>
-              </w:rPr>
-              <w:t>（3）</w:t>
-            </w:r>
+              <w:t>研</w:t>
+            </w:r>
+            <w:proofErr w:type="gramEnd"/>
             <w:r>
               <w:rPr>
                 <w:rFonts w:asciiTheme="minorEastAsia" w:eastAsiaTheme="minorEastAsia" w:hAnsiTheme="minorEastAsia" w:cstheme="minorEastAsia"/>
@@ -2116,36 +2206,7 @@
                 <w:sz w:val="24"/>
                 <w:szCs w:val="24"/>
               </w:rPr>
-              <w:t xml:space="preserve">分配各类项目文档编写任务，明确当日与次日工作安排； </w:t>
-            </w:r>
-          </w:p>
-          <w:p>
-            <w:pPr>
-              <w:spacing w:line="360" w:lineRule="auto"/>
-              <w:rPr>
-                <w:rFonts w:asciiTheme="minorEastAsia" w:eastAsiaTheme="minorEastAsia" w:hAnsiTheme="minorEastAsia" w:cstheme="minorEastAsia"/>
-                <w:bCs/>
-                <w:sz w:val="24"/>
-                <w:szCs w:val="24"/>
-              </w:rPr>
-            </w:pPr>
-            <w:r>
-              <w:rPr>
-                <w:rFonts w:asciiTheme="minorEastAsia" w:eastAsiaTheme="minorEastAsia" w:hAnsiTheme="minorEastAsia" w:cstheme="minorEastAsia" w:hint="eastAsia"/>
-                <w:bCs/>
-                <w:sz w:val="24"/>
-                <w:szCs w:val="24"/>
-              </w:rPr>
-              <w:t>（4）</w:t>
-            </w:r>
-            <w:r>
-              <w:rPr>
-                <w:rFonts w:asciiTheme="minorEastAsia" w:eastAsiaTheme="minorEastAsia" w:hAnsiTheme="minorEastAsia" w:cstheme="minorEastAsia"/>
-                <w:bCs/>
-                <w:sz w:val="24"/>
-                <w:szCs w:val="24"/>
-              </w:rPr>
-              <w:t xml:space="preserve">确定AI能力实现方案：调用第三方RAG大模型API，不自研AI模型； </w:t>
+              <w:t xml:space="preserve">AI模型； </w:t>
             </w:r>
           </w:p>
           <w:p>
@@ -2245,7 +2306,27 @@
                 <w:sz w:val="24"/>
                 <w:szCs w:val="24"/>
               </w:rPr>
-              <w:t>需求梳理：已完成两端全业务需求梳理，确认岗位管理、面试管理、面试报告管理三大核心页面，明确了语音面试核心规则（单次面试</w:t>
+              <w:t>需求梳理：已完成两端</w:t>
+            </w:r>
+            <w:proofErr w:type="gramStart"/>
+            <w:r>
+              <w:rPr>
+                <w:rFonts w:ascii="Times New Roman" w:hAnsi="Times New Roman"/>
+                <w:bCs/>
+                <w:sz w:val="24"/>
+                <w:szCs w:val="24"/>
+              </w:rPr>
+              <w:t>全业务</w:t>
+            </w:r>
+            <w:proofErr w:type="gramEnd"/>
+            <w:r>
+              <w:rPr>
+                <w:rFonts w:ascii="Times New Roman" w:hAnsi="Times New Roman"/>
+                <w:bCs/>
+                <w:sz w:val="24"/>
+                <w:szCs w:val="24"/>
+              </w:rPr>
+              <w:t>需求梳理，确认岗位管理、面试管理、面试报告管理三大核心页面，明确了语音面试核心规则（单次面试</w:t>
             </w:r>
             <w:r>
               <w:rPr>
@@ -2263,7 +2344,27 @@
                 <w:sz w:val="24"/>
                 <w:szCs w:val="24"/>
               </w:rPr>
-              <w:t>道题，单题语音回答限时</w:t>
+              <w:t>道题，</w:t>
+            </w:r>
+            <w:proofErr w:type="gramStart"/>
+            <w:r>
+              <w:rPr>
+                <w:rFonts w:ascii="Times New Roman" w:hAnsi="Times New Roman"/>
+                <w:bCs/>
+                <w:sz w:val="24"/>
+                <w:szCs w:val="24"/>
+              </w:rPr>
+              <w:t>单题语音</w:t>
+            </w:r>
+            <w:proofErr w:type="gramEnd"/>
+            <w:r>
+              <w:rPr>
+                <w:rFonts w:ascii="Times New Roman" w:hAnsi="Times New Roman"/>
+                <w:bCs/>
+                <w:sz w:val="24"/>
+                <w:szCs w:val="24"/>
+              </w:rPr>
+              <w:t>回答限时</w:t>
             </w:r>
             <w:r>
               <w:rPr>
@@ -2346,7 +2447,27 @@
                 <w:sz w:val="24"/>
                 <w:szCs w:val="24"/>
               </w:rPr>
-              <w:t>技术方案：已确定项目整体技术栈（后端</w:t>
+              <w:t>技术方案：已确定项目整体技术</w:t>
+            </w:r>
+            <w:proofErr w:type="gramStart"/>
+            <w:r>
+              <w:rPr>
+                <w:rFonts w:ascii="Times New Roman" w:hAnsi="Times New Roman"/>
+                <w:bCs/>
+                <w:sz w:val="24"/>
+                <w:szCs w:val="24"/>
+              </w:rPr>
+              <w:t>栈</w:t>
+            </w:r>
+            <w:proofErr w:type="gramEnd"/>
+            <w:r>
+              <w:rPr>
+                <w:rFonts w:ascii="Times New Roman" w:hAnsi="Times New Roman"/>
+                <w:bCs/>
+                <w:sz w:val="24"/>
+                <w:szCs w:val="24"/>
+              </w:rPr>
+              <w:t>（后端</w:t>
             </w:r>
             <w:r>
               <w:rPr>
@@ -2492,7 +2613,27 @@
                 <w:sz w:val="24"/>
                 <w:szCs w:val="24"/>
               </w:rPr>
-              <w:t>分工落地：已完成全成员角色与任务分配，明确各成员文档、开发、测试、配置管理核心职责；</w:t>
+              <w:t>分工落地：已完成</w:t>
+            </w:r>
+            <w:proofErr w:type="gramStart"/>
+            <w:r>
+              <w:rPr>
+                <w:rFonts w:ascii="Times New Roman" w:hAnsi="Times New Roman"/>
+                <w:bCs/>
+                <w:sz w:val="24"/>
+                <w:szCs w:val="24"/>
+              </w:rPr>
+              <w:t>全成员</w:t>
+            </w:r>
+            <w:proofErr w:type="gramEnd"/>
+            <w:r>
+              <w:rPr>
+                <w:rFonts w:ascii="Times New Roman" w:hAnsi="Times New Roman"/>
+                <w:bCs/>
+                <w:sz w:val="24"/>
+                <w:szCs w:val="24"/>
+              </w:rPr>
+              <w:t>角色与任务分配，明确各成员文档、开发、测试、配置管理核心职责；</w:t>
             </w:r>
             <w:r>
               <w:rPr>
@@ -2558,7 +2699,27 @@
                 <w:szCs w:val="24"/>
               </w:rPr>
               <w:lastRenderedPageBreak/>
-              <w:t>需求规格说明书》《项目开发计划书》《配置管理计划》等核心文档均待当日完成初稿；前端原型图未制作，待需求文档完成后输出，后续组织全员需求评审。</w:t>
+              <w:t>需求规格说明书》《项目开发计划书》《配置管理计划》等核心文档均待当日完成初稿；前端原型图未制作，</w:t>
+            </w:r>
+            <w:proofErr w:type="gramStart"/>
+            <w:r>
+              <w:rPr>
+                <w:rFonts w:ascii="Times New Roman" w:hAnsi="Times New Roman"/>
+                <w:bCs/>
+                <w:sz w:val="24"/>
+                <w:szCs w:val="24"/>
+              </w:rPr>
+              <w:t>待需求</w:t>
+            </w:r>
+            <w:proofErr w:type="gramEnd"/>
+            <w:r>
+              <w:rPr>
+                <w:rFonts w:ascii="Times New Roman" w:hAnsi="Times New Roman"/>
+                <w:bCs/>
+                <w:sz w:val="24"/>
+                <w:szCs w:val="24"/>
+              </w:rPr>
+              <w:t>文档完成后输出，后续组织全员需求评审。</w:t>
             </w:r>
           </w:p>
         </w:tc>
@@ -2955,18 +3116,36 @@
             <w:pPr>
               <w:spacing w:line="360" w:lineRule="auto"/>
               <w:rPr>
-                <w:rFonts w:ascii="Times New Roman" w:hAnsi="Times New Roman" w:hint="eastAsia"/>
-                <w:sz w:val="24"/>
-                <w:szCs w:val="24"/>
-              </w:rPr>
-            </w:pPr>
-            <w:r>
-              <w:rPr>
-                <w:rFonts w:ascii="Times New Roman" w:hAnsi="Times New Roman"/>
-                <w:sz w:val="24"/>
-                <w:szCs w:val="24"/>
-              </w:rPr>
-              <w:t>解决方案：薪资不录入数字字段，以文本填写，后台统一划分薪资档位，用于岗位筛选功能</w:t>
+                <w:rFonts w:ascii="Times New Roman" w:hAnsi="Times New Roman"/>
+                <w:sz w:val="24"/>
+                <w:szCs w:val="24"/>
+              </w:rPr>
+            </w:pPr>
+            <w:r>
+              <w:rPr>
+                <w:rFonts w:ascii="Times New Roman" w:hAnsi="Times New Roman"/>
+                <w:sz w:val="24"/>
+                <w:szCs w:val="24"/>
+              </w:rPr>
+              <w:t>解决方案：薪资</w:t>
+            </w:r>
+            <w:proofErr w:type="gramStart"/>
+            <w:r>
+              <w:rPr>
+                <w:rFonts w:ascii="Times New Roman" w:hAnsi="Times New Roman"/>
+                <w:sz w:val="24"/>
+                <w:szCs w:val="24"/>
+              </w:rPr>
+              <w:t>不</w:t>
+            </w:r>
+            <w:proofErr w:type="gramEnd"/>
+            <w:r>
+              <w:rPr>
+                <w:rFonts w:ascii="Times New Roman" w:hAnsi="Times New Roman"/>
+                <w:sz w:val="24"/>
+                <w:szCs w:val="24"/>
+              </w:rPr>
+              <w:t>录入数字字段，以文本填写，后台统一划分薪资档位，用于岗位筛选功能</w:t>
             </w:r>
             <w:r>
               <w:rPr>
@@ -2994,7 +3173,1578 @@
         </w:sectPr>
       </w:pPr>
     </w:p>
-    <w:bookmarkEnd w:id="0"/>
+    <w:tbl>
+      <w:tblPr>
+        <w:tblStyle w:val="af1"/>
+        <w:tblW w:w="8522" w:type="dxa"/>
+        <w:jc w:val="center"/>
+        <w:tblLayout w:type="fixed"/>
+        <w:tblLook w:val="04A0" w:firstRow="1" w:lastRow="0" w:firstColumn="1" w:lastColumn="0" w:noHBand="0" w:noVBand="1"/>
+      </w:tblPr>
+      <w:tblGrid>
+        <w:gridCol w:w="1420"/>
+        <w:gridCol w:w="1420"/>
+        <w:gridCol w:w="1420"/>
+        <w:gridCol w:w="1420"/>
+        <w:gridCol w:w="1421"/>
+        <w:gridCol w:w="1421"/>
+      </w:tblGrid>
+      <w:tr>
+        <w:trPr>
+          <w:jc w:val="center"/>
+        </w:trPr>
+        <w:tc>
+          <w:tcPr>
+            <w:tcW w:w="8522" w:type="dxa"/>
+            <w:gridSpan w:val="6"/>
+          </w:tcPr>
+          <w:bookmarkEnd w:id="0"/>
+          <w:p>
+            <w:pPr>
+              <w:rPr>
+                <w:rFonts w:ascii="Times New Roman" w:hAnsi="Times New Roman"/>
+                <w:b/>
+                <w:sz w:val="32"/>
+                <w:szCs w:val="32"/>
+              </w:rPr>
+            </w:pPr>
+            <w:r>
+              <w:rPr>
+                <w:rFonts w:ascii="Times New Roman" w:hAnsi="Times New Roman"/>
+                <w:b/>
+                <w:sz w:val="32"/>
+                <w:szCs w:val="32"/>
+              </w:rPr>
+              <w:lastRenderedPageBreak/>
+              <w:t>会议记录</w:t>
+            </w:r>
+          </w:p>
+        </w:tc>
+      </w:tr>
+      <w:tr>
+        <w:trPr>
+          <w:jc w:val="center"/>
+        </w:trPr>
+        <w:tc>
+          <w:tcPr>
+            <w:tcW w:w="1420" w:type="dxa"/>
+          </w:tcPr>
+          <w:p>
+            <w:pPr>
+              <w:rPr>
+                <w:rFonts w:ascii="Times New Roman" w:hAnsi="Times New Roman"/>
+                <w:b/>
+                <w:sz w:val="24"/>
+                <w:szCs w:val="24"/>
+              </w:rPr>
+            </w:pPr>
+            <w:r>
+              <w:rPr>
+                <w:rFonts w:ascii="Times New Roman" w:hAnsi="Times New Roman"/>
+                <w:b/>
+                <w:sz w:val="24"/>
+                <w:szCs w:val="24"/>
+              </w:rPr>
+              <w:t>日期</w:t>
+            </w:r>
+          </w:p>
+          <w:p>
+            <w:pPr>
+              <w:rPr>
+                <w:rFonts w:ascii="Times New Roman" w:hAnsi="Times New Roman"/>
+                <w:sz w:val="24"/>
+                <w:szCs w:val="24"/>
+              </w:rPr>
+            </w:pPr>
+            <w:r>
+              <w:rPr>
+                <w:rFonts w:ascii="Times New Roman" w:hAnsi="Times New Roman"/>
+                <w:b/>
+                <w:sz w:val="24"/>
+                <w:szCs w:val="24"/>
+              </w:rPr>
+              <w:t>Date</w:t>
+            </w:r>
+          </w:p>
+        </w:tc>
+        <w:tc>
+          <w:tcPr>
+            <w:tcW w:w="1420" w:type="dxa"/>
+          </w:tcPr>
+          <w:p>
+            <w:pPr>
+              <w:rPr>
+                <w:rFonts w:ascii="Times New Roman" w:hAnsi="Times New Roman"/>
+                <w:sz w:val="24"/>
+                <w:szCs w:val="24"/>
+              </w:rPr>
+            </w:pPr>
+            <w:r>
+              <w:rPr>
+                <w:rFonts w:ascii="Times New Roman" w:hAnsi="Times New Roman"/>
+                <w:sz w:val="24"/>
+                <w:szCs w:val="24"/>
+              </w:rPr>
+              <w:t>202</w:t>
+            </w:r>
+            <w:r>
+              <w:rPr>
+                <w:rFonts w:ascii="Times New Roman" w:hAnsi="Times New Roman" w:hint="eastAsia"/>
+                <w:sz w:val="24"/>
+                <w:szCs w:val="24"/>
+              </w:rPr>
+              <w:t>6</w:t>
+            </w:r>
+            <w:r>
+              <w:rPr>
+                <w:rFonts w:ascii="Times New Roman" w:hAnsi="Times New Roman"/>
+                <w:sz w:val="24"/>
+                <w:szCs w:val="24"/>
+              </w:rPr>
+              <w:t>年</w:t>
+            </w:r>
+            <w:r>
+              <w:rPr>
+                <w:rFonts w:ascii="Times New Roman" w:hAnsi="Times New Roman" w:hint="eastAsia"/>
+                <w:sz w:val="24"/>
+                <w:szCs w:val="24"/>
+              </w:rPr>
+              <w:t>7</w:t>
+            </w:r>
+            <w:r>
+              <w:rPr>
+                <w:rFonts w:ascii="Times New Roman" w:hAnsi="Times New Roman"/>
+                <w:sz w:val="24"/>
+                <w:szCs w:val="24"/>
+              </w:rPr>
+              <w:t>月</w:t>
+            </w:r>
+            <w:r>
+              <w:rPr>
+                <w:rFonts w:ascii="Times New Roman" w:hAnsi="Times New Roman" w:hint="eastAsia"/>
+                <w:sz w:val="24"/>
+                <w:szCs w:val="24"/>
+              </w:rPr>
+              <w:t>12</w:t>
+            </w:r>
+            <w:r>
+              <w:rPr>
+                <w:rFonts w:ascii="Times New Roman" w:hAnsi="Times New Roman"/>
+                <w:sz w:val="24"/>
+                <w:szCs w:val="24"/>
+              </w:rPr>
+              <w:t>日</w:t>
+            </w:r>
+          </w:p>
+        </w:tc>
+        <w:tc>
+          <w:tcPr>
+            <w:tcW w:w="1420" w:type="dxa"/>
+          </w:tcPr>
+          <w:p>
+            <w:pPr>
+              <w:rPr>
+                <w:rFonts w:ascii="Times New Roman" w:hAnsi="Times New Roman"/>
+                <w:b/>
+                <w:sz w:val="24"/>
+                <w:szCs w:val="24"/>
+              </w:rPr>
+            </w:pPr>
+            <w:r>
+              <w:rPr>
+                <w:rFonts w:ascii="Times New Roman" w:hAnsi="Times New Roman"/>
+                <w:b/>
+                <w:sz w:val="24"/>
+                <w:szCs w:val="24"/>
+              </w:rPr>
+              <w:t>时间</w:t>
+            </w:r>
+          </w:p>
+          <w:p>
+            <w:pPr>
+              <w:rPr>
+                <w:rFonts w:ascii="Times New Roman" w:hAnsi="Times New Roman"/>
+                <w:sz w:val="24"/>
+                <w:szCs w:val="24"/>
+              </w:rPr>
+            </w:pPr>
+            <w:r>
+              <w:rPr>
+                <w:rFonts w:ascii="Times New Roman" w:hAnsi="Times New Roman"/>
+                <w:b/>
+                <w:sz w:val="24"/>
+                <w:szCs w:val="24"/>
+              </w:rPr>
+              <w:t>Time</w:t>
+            </w:r>
+          </w:p>
+        </w:tc>
+        <w:tc>
+          <w:tcPr>
+            <w:tcW w:w="1420" w:type="dxa"/>
+          </w:tcPr>
+          <w:p>
+            <w:pPr>
+              <w:rPr>
+                <w:rFonts w:ascii="Times New Roman" w:hAnsi="Times New Roman"/>
+                <w:sz w:val="24"/>
+                <w:szCs w:val="24"/>
+              </w:rPr>
+            </w:pPr>
+            <w:r>
+              <w:rPr>
+                <w:rFonts w:ascii="Times New Roman" w:hAnsi="Times New Roman"/>
+                <w:sz w:val="24"/>
+                <w:szCs w:val="24"/>
+              </w:rPr>
+              <w:t>1</w:t>
+            </w:r>
+            <w:r>
+              <w:rPr>
+                <w:rFonts w:ascii="Times New Roman" w:hAnsi="Times New Roman" w:hint="eastAsia"/>
+                <w:sz w:val="24"/>
+                <w:szCs w:val="24"/>
+              </w:rPr>
+              <w:t>5</w:t>
+            </w:r>
+            <w:r>
+              <w:rPr>
+                <w:rFonts w:ascii="Times New Roman" w:hAnsi="Times New Roman"/>
+                <w:sz w:val="24"/>
+                <w:szCs w:val="24"/>
+              </w:rPr>
+              <w:t>:00</w:t>
+            </w:r>
+          </w:p>
+        </w:tc>
+        <w:tc>
+          <w:tcPr>
+            <w:tcW w:w="1421" w:type="dxa"/>
+          </w:tcPr>
+          <w:p>
+            <w:pPr>
+              <w:rPr>
+                <w:rFonts w:ascii="Times New Roman" w:hAnsi="Times New Roman"/>
+                <w:b/>
+                <w:sz w:val="24"/>
+                <w:szCs w:val="24"/>
+              </w:rPr>
+            </w:pPr>
+            <w:r>
+              <w:rPr>
+                <w:rFonts w:ascii="Times New Roman" w:hAnsi="Times New Roman"/>
+                <w:b/>
+                <w:sz w:val="24"/>
+                <w:szCs w:val="24"/>
+              </w:rPr>
+              <w:t>地点</w:t>
+            </w:r>
+          </w:p>
+          <w:p>
+            <w:pPr>
+              <w:rPr>
+                <w:rFonts w:ascii="Times New Roman" w:hAnsi="Times New Roman"/>
+                <w:b/>
+                <w:sz w:val="24"/>
+                <w:szCs w:val="24"/>
+              </w:rPr>
+            </w:pPr>
+            <w:r>
+              <w:rPr>
+                <w:rFonts w:ascii="Times New Roman" w:hAnsi="Times New Roman"/>
+                <w:b/>
+                <w:sz w:val="24"/>
+                <w:szCs w:val="24"/>
+              </w:rPr>
+              <w:t>ADD.</w:t>
+            </w:r>
+          </w:p>
+          <w:p>
+            <w:pPr>
+              <w:rPr>
+                <w:rFonts w:ascii="Times New Roman" w:hAnsi="Times New Roman"/>
+                <w:sz w:val="24"/>
+                <w:szCs w:val="24"/>
+              </w:rPr>
+            </w:pPr>
+          </w:p>
+        </w:tc>
+        <w:tc>
+          <w:tcPr>
+            <w:tcW w:w="1421" w:type="dxa"/>
+          </w:tcPr>
+          <w:p>
+            <w:pPr>
+              <w:rPr>
+                <w:rFonts w:ascii="Times New Roman" w:hAnsi="Times New Roman"/>
+                <w:sz w:val="24"/>
+                <w:szCs w:val="24"/>
+              </w:rPr>
+            </w:pPr>
+            <w:r>
+              <w:rPr>
+                <w:rFonts w:ascii="Times New Roman" w:hAnsi="Times New Roman" w:hint="eastAsia"/>
+                <w:sz w:val="24"/>
+                <w:szCs w:val="24"/>
+              </w:rPr>
+              <w:t>DS1402</w:t>
+            </w:r>
+          </w:p>
+        </w:tc>
+      </w:tr>
+      <w:tr>
+        <w:trPr>
+          <w:trHeight w:val="641"/>
+          <w:jc w:val="center"/>
+        </w:trPr>
+        <w:tc>
+          <w:tcPr>
+            <w:tcW w:w="8522" w:type="dxa"/>
+            <w:gridSpan w:val="6"/>
+          </w:tcPr>
+          <w:p>
+            <w:pPr>
+              <w:rPr>
+                <w:rFonts w:ascii="Times New Roman" w:hAnsi="Times New Roman"/>
+                <w:b/>
+                <w:color w:val="FF0000"/>
+                <w:sz w:val="24"/>
+                <w:szCs w:val="24"/>
+              </w:rPr>
+            </w:pPr>
+            <w:r>
+              <w:rPr>
+                <w:rFonts w:ascii="Times New Roman" w:hAnsi="Times New Roman"/>
+                <w:b/>
+                <w:sz w:val="24"/>
+                <w:szCs w:val="24"/>
+              </w:rPr>
+              <w:t>主题：</w:t>
+            </w:r>
+            <w:r>
+              <w:rPr>
+                <w:rFonts w:ascii="Times New Roman" w:hAnsi="Times New Roman"/>
+                <w:b/>
+                <w:sz w:val="24"/>
+                <w:szCs w:val="24"/>
+              </w:rPr>
+              <w:t xml:space="preserve"> </w:t>
+            </w:r>
+            <w:r>
+              <w:rPr>
+                <w:rFonts w:ascii="Times New Roman" w:hAnsi="Times New Roman"/>
+                <w:b/>
+                <w:sz w:val="24"/>
+                <w:szCs w:val="24"/>
+              </w:rPr>
+              <w:t xml:space="preserve">AI </w:t>
+            </w:r>
+            <w:r>
+              <w:rPr>
+                <w:rFonts w:ascii="Times New Roman" w:hAnsi="Times New Roman"/>
+                <w:b/>
+                <w:sz w:val="24"/>
+                <w:szCs w:val="24"/>
+              </w:rPr>
+              <w:t>面试系统</w:t>
+            </w:r>
+            <w:r>
+              <w:rPr>
+                <w:rFonts w:ascii="Times New Roman" w:hAnsi="Times New Roman" w:hint="eastAsia"/>
+                <w:b/>
+                <w:sz w:val="24"/>
+                <w:szCs w:val="24"/>
+              </w:rPr>
+              <w:t>原型确定</w:t>
+            </w:r>
+            <w:r>
+              <w:rPr>
+                <w:rFonts w:ascii="Times New Roman" w:hAnsi="Times New Roman"/>
+                <w:b/>
+                <w:sz w:val="24"/>
+                <w:szCs w:val="24"/>
+              </w:rPr>
+              <w:t>、项目文档任务</w:t>
+            </w:r>
+            <w:r>
+              <w:rPr>
+                <w:rFonts w:ascii="Times New Roman" w:hAnsi="Times New Roman" w:hint="eastAsia"/>
+                <w:b/>
+                <w:sz w:val="24"/>
+                <w:szCs w:val="24"/>
+              </w:rPr>
+              <w:t>订正</w:t>
+            </w:r>
+          </w:p>
+        </w:tc>
+      </w:tr>
+      <w:tr>
+        <w:trPr>
+          <w:trHeight w:val="1222"/>
+          <w:jc w:val="center"/>
+        </w:trPr>
+        <w:tc>
+          <w:tcPr>
+            <w:tcW w:w="8522" w:type="dxa"/>
+            <w:gridSpan w:val="6"/>
+          </w:tcPr>
+          <w:p>
+            <w:pPr>
+              <w:rPr>
+                <w:rFonts w:ascii="Times New Roman" w:hAnsi="Times New Roman"/>
+                <w:b/>
+                <w:sz w:val="24"/>
+                <w:szCs w:val="24"/>
+              </w:rPr>
+            </w:pPr>
+            <w:r>
+              <w:rPr>
+                <w:rFonts w:ascii="Times New Roman" w:hAnsi="Times New Roman"/>
+                <w:b/>
+                <w:sz w:val="24"/>
+                <w:szCs w:val="24"/>
+              </w:rPr>
+              <w:t>主持人：</w:t>
+            </w:r>
+            <w:r>
+              <w:rPr>
+                <w:rFonts w:ascii="Times New Roman" w:hAnsi="Times New Roman"/>
+                <w:b/>
+                <w:sz w:val="24"/>
+                <w:szCs w:val="24"/>
+              </w:rPr>
+              <w:t>胡博</w:t>
+            </w:r>
+          </w:p>
+          <w:p>
+            <w:pPr>
+              <w:rPr>
+                <w:rFonts w:ascii="Times New Roman" w:hAnsi="Times New Roman"/>
+                <w:b/>
+                <w:color w:val="FF0000"/>
+                <w:sz w:val="24"/>
+                <w:szCs w:val="24"/>
+              </w:rPr>
+            </w:pPr>
+            <w:r>
+              <w:rPr>
+                <w:rFonts w:ascii="Times New Roman" w:hAnsi="Times New Roman"/>
+                <w:b/>
+                <w:sz w:val="24"/>
+                <w:szCs w:val="24"/>
+              </w:rPr>
+              <w:t>出席者：</w:t>
+            </w:r>
+            <w:r>
+              <w:rPr>
+                <w:rFonts w:ascii="Times New Roman" w:hAnsi="Times New Roman"/>
+                <w:b/>
+                <w:sz w:val="24"/>
+                <w:szCs w:val="24"/>
+              </w:rPr>
+              <w:t>陈海平、吕翔宇、袁诗琦、康栩源</w:t>
+            </w:r>
+            <w:r>
+              <w:rPr>
+                <w:rFonts w:ascii="Times New Roman" w:hAnsi="Times New Roman"/>
+                <w:b/>
+                <w:color w:val="FF0000"/>
+                <w:sz w:val="24"/>
+                <w:szCs w:val="24"/>
+              </w:rPr>
+              <w:t xml:space="preserve"> </w:t>
+            </w:r>
+          </w:p>
+        </w:tc>
+      </w:tr>
+      <w:tr>
+        <w:trPr>
+          <w:trHeight w:val="782"/>
+          <w:jc w:val="center"/>
+        </w:trPr>
+        <w:tc>
+          <w:tcPr>
+            <w:tcW w:w="2840" w:type="dxa"/>
+            <w:gridSpan w:val="2"/>
+          </w:tcPr>
+          <w:p>
+            <w:pPr>
+              <w:spacing w:line="360" w:lineRule="auto"/>
+              <w:rPr>
+                <w:rFonts w:ascii="Times New Roman" w:hAnsi="Times New Roman"/>
+                <w:b/>
+                <w:sz w:val="24"/>
+                <w:szCs w:val="24"/>
+              </w:rPr>
+            </w:pPr>
+            <w:r>
+              <w:rPr>
+                <w:rFonts w:ascii="Times New Roman" w:hAnsi="Times New Roman"/>
+                <w:b/>
+                <w:bCs/>
+                <w:sz w:val="24"/>
+                <w:szCs w:val="24"/>
+              </w:rPr>
+              <w:t>工作计划</w:t>
+            </w:r>
+          </w:p>
+        </w:tc>
+        <w:tc>
+          <w:tcPr>
+            <w:tcW w:w="2840" w:type="dxa"/>
+            <w:gridSpan w:val="2"/>
+          </w:tcPr>
+          <w:p>
+            <w:pPr>
+              <w:spacing w:line="360" w:lineRule="auto"/>
+              <w:rPr>
+                <w:rFonts w:ascii="Times New Roman" w:hAnsi="Times New Roman"/>
+                <w:b/>
+                <w:sz w:val="24"/>
+                <w:szCs w:val="24"/>
+              </w:rPr>
+            </w:pPr>
+            <w:r>
+              <w:rPr>
+                <w:rFonts w:ascii="Times New Roman" w:hAnsi="Times New Roman"/>
+                <w:b/>
+                <w:bCs/>
+                <w:sz w:val="24"/>
+                <w:szCs w:val="24"/>
+              </w:rPr>
+              <w:t>完成情况</w:t>
+            </w:r>
+          </w:p>
+        </w:tc>
+        <w:tc>
+          <w:tcPr>
+            <w:tcW w:w="2842" w:type="dxa"/>
+            <w:gridSpan w:val="2"/>
+          </w:tcPr>
+          <w:p>
+            <w:pPr>
+              <w:spacing w:line="360" w:lineRule="auto"/>
+              <w:rPr>
+                <w:rFonts w:ascii="Times New Roman" w:hAnsi="Times New Roman"/>
+                <w:b/>
+                <w:sz w:val="24"/>
+                <w:szCs w:val="24"/>
+              </w:rPr>
+            </w:pPr>
+            <w:r>
+              <w:rPr>
+                <w:rFonts w:ascii="Times New Roman" w:hAnsi="Times New Roman"/>
+                <w:b/>
+                <w:bCs/>
+                <w:sz w:val="24"/>
+                <w:szCs w:val="24"/>
+              </w:rPr>
+              <w:t>问题及解决方案</w:t>
+            </w:r>
+          </w:p>
+        </w:tc>
+      </w:tr>
+      <w:tr>
+        <w:trPr>
+          <w:trHeight w:val="5212"/>
+          <w:jc w:val="center"/>
+        </w:trPr>
+        <w:tc>
+          <w:tcPr>
+            <w:tcW w:w="2840" w:type="dxa"/>
+            <w:gridSpan w:val="2"/>
+          </w:tcPr>
+          <w:p>
+            <w:pPr>
+              <w:spacing w:line="360" w:lineRule="auto"/>
+              <w:rPr>
+                <w:rFonts w:asciiTheme="minorEastAsia" w:eastAsiaTheme="minorEastAsia" w:hAnsiTheme="minorEastAsia" w:cstheme="minorEastAsia" w:hint="eastAsia"/>
+                <w:bCs/>
+                <w:sz w:val="24"/>
+                <w:szCs w:val="24"/>
+              </w:rPr>
+            </w:pPr>
+            <w:r>
+              <w:rPr>
+                <w:rFonts w:asciiTheme="minorEastAsia" w:eastAsiaTheme="minorEastAsia" w:hAnsiTheme="minorEastAsia" w:cstheme="minorEastAsia" w:hint="eastAsia"/>
+                <w:bCs/>
+                <w:sz w:val="24"/>
+                <w:szCs w:val="24"/>
+              </w:rPr>
+              <w:t>（1）</w:t>
+            </w:r>
+            <w:r>
+              <w:rPr>
+                <w:rFonts w:asciiTheme="minorEastAsia" w:eastAsiaTheme="minorEastAsia" w:hAnsiTheme="minorEastAsia" w:cstheme="minorEastAsia"/>
+                <w:bCs/>
+                <w:sz w:val="24"/>
+                <w:szCs w:val="24"/>
+              </w:rPr>
+              <w:t>确定 AI 面试系统的整体原型和页面结构，完成面试官端、面试</w:t>
+            </w:r>
+            <w:proofErr w:type="gramStart"/>
+            <w:r>
+              <w:rPr>
+                <w:rFonts w:asciiTheme="minorEastAsia" w:eastAsiaTheme="minorEastAsia" w:hAnsiTheme="minorEastAsia" w:cstheme="minorEastAsia"/>
+                <w:bCs/>
+                <w:sz w:val="24"/>
+                <w:szCs w:val="24"/>
+              </w:rPr>
+              <w:t>者端主要</w:t>
+            </w:r>
+            <w:proofErr w:type="gramEnd"/>
+            <w:r>
+              <w:rPr>
+                <w:rFonts w:asciiTheme="minorEastAsia" w:eastAsiaTheme="minorEastAsia" w:hAnsiTheme="minorEastAsia" w:cstheme="minorEastAsia"/>
+                <w:bCs/>
+                <w:sz w:val="24"/>
+                <w:szCs w:val="24"/>
+              </w:rPr>
+              <w:t>功能划分。</w:t>
+            </w:r>
+          </w:p>
+          <w:p>
+            <w:pPr>
+              <w:spacing w:line="360" w:lineRule="auto"/>
+              <w:rPr>
+                <w:rFonts w:asciiTheme="minorEastAsia" w:eastAsiaTheme="minorEastAsia" w:hAnsiTheme="minorEastAsia" w:cstheme="minorEastAsia" w:hint="eastAsia"/>
+                <w:bCs/>
+                <w:sz w:val="24"/>
+                <w:szCs w:val="24"/>
+              </w:rPr>
+            </w:pPr>
+            <w:r>
+              <w:rPr>
+                <w:rFonts w:asciiTheme="minorEastAsia" w:eastAsiaTheme="minorEastAsia" w:hAnsiTheme="minorEastAsia" w:cstheme="minorEastAsia" w:hint="eastAsia"/>
+                <w:bCs/>
+                <w:sz w:val="24"/>
+                <w:szCs w:val="24"/>
+              </w:rPr>
+              <w:t>（2）</w:t>
+            </w:r>
+            <w:r>
+              <w:rPr>
+                <w:rFonts w:asciiTheme="minorEastAsia" w:eastAsiaTheme="minorEastAsia" w:hAnsiTheme="minorEastAsia" w:cstheme="minorEastAsia"/>
+                <w:bCs/>
+                <w:sz w:val="24"/>
+                <w:szCs w:val="24"/>
+              </w:rPr>
+              <w:t>梳理岗位管理、意向面试者仓库、面试管理、面试报告和通讯等核心业务流程。</w:t>
+            </w:r>
+            <w:r>
+              <w:rPr>
+                <w:rFonts w:asciiTheme="minorEastAsia" w:eastAsiaTheme="minorEastAsia" w:hAnsiTheme="minorEastAsia" w:cstheme="minorEastAsia"/>
+                <w:bCs/>
+                <w:sz w:val="24"/>
+                <w:szCs w:val="24"/>
+              </w:rPr>
+              <w:t xml:space="preserve"> </w:t>
+            </w:r>
+          </w:p>
+          <w:p>
+            <w:pPr>
+              <w:spacing w:line="360" w:lineRule="auto"/>
+              <w:rPr>
+                <w:rFonts w:asciiTheme="minorEastAsia" w:eastAsiaTheme="minorEastAsia" w:hAnsiTheme="minorEastAsia" w:cstheme="minorEastAsia" w:hint="eastAsia"/>
+                <w:bCs/>
+                <w:sz w:val="24"/>
+                <w:szCs w:val="24"/>
+              </w:rPr>
+            </w:pPr>
+            <w:r>
+              <w:rPr>
+                <w:rFonts w:asciiTheme="minorEastAsia" w:eastAsiaTheme="minorEastAsia" w:hAnsiTheme="minorEastAsia" w:cstheme="minorEastAsia" w:hint="eastAsia"/>
+                <w:bCs/>
+                <w:sz w:val="24"/>
+                <w:szCs w:val="24"/>
+              </w:rPr>
+              <w:t>（3）</w:t>
+            </w:r>
+            <w:r>
+              <w:rPr>
+                <w:rFonts w:asciiTheme="minorEastAsia" w:eastAsiaTheme="minorEastAsia" w:hAnsiTheme="minorEastAsia" w:cstheme="minorEastAsia"/>
+                <w:bCs/>
+                <w:sz w:val="24"/>
+                <w:szCs w:val="24"/>
+              </w:rPr>
+              <w:t>根据软件需求规约和评审意见，修订配置管理计划书及相关项目文档。</w:t>
+            </w:r>
+            <w:r>
+              <w:rPr>
+                <w:rFonts w:asciiTheme="minorEastAsia" w:eastAsiaTheme="minorEastAsia" w:hAnsiTheme="minorEastAsia" w:cstheme="minorEastAsia"/>
+                <w:bCs/>
+                <w:sz w:val="24"/>
+                <w:szCs w:val="24"/>
+              </w:rPr>
+              <w:t xml:space="preserve"> </w:t>
+            </w:r>
+          </w:p>
+          <w:p>
+            <w:pPr>
+              <w:spacing w:line="360" w:lineRule="auto"/>
+              <w:rPr>
+                <w:rFonts w:asciiTheme="minorEastAsia" w:eastAsiaTheme="minorEastAsia" w:hAnsiTheme="minorEastAsia" w:cstheme="minorEastAsia" w:hint="eastAsia"/>
+                <w:bCs/>
+                <w:sz w:val="24"/>
+                <w:szCs w:val="24"/>
+              </w:rPr>
+            </w:pPr>
+            <w:r>
+              <w:rPr>
+                <w:rFonts w:asciiTheme="minorEastAsia" w:eastAsiaTheme="minorEastAsia" w:hAnsiTheme="minorEastAsia" w:cstheme="minorEastAsia" w:hint="eastAsia"/>
+                <w:bCs/>
+                <w:sz w:val="24"/>
+                <w:szCs w:val="24"/>
+              </w:rPr>
+              <w:t>（4）</w:t>
+            </w:r>
+            <w:r>
+              <w:rPr>
+                <w:rFonts w:asciiTheme="minorEastAsia" w:eastAsiaTheme="minorEastAsia" w:hAnsiTheme="minorEastAsia" w:cstheme="minorEastAsia"/>
+                <w:bCs/>
+                <w:sz w:val="24"/>
+                <w:szCs w:val="24"/>
+              </w:rPr>
+              <w:t>统一项目技术</w:t>
+            </w:r>
+            <w:proofErr w:type="gramStart"/>
+            <w:r>
+              <w:rPr>
+                <w:rFonts w:asciiTheme="minorEastAsia" w:eastAsiaTheme="minorEastAsia" w:hAnsiTheme="minorEastAsia" w:cstheme="minorEastAsia"/>
+                <w:bCs/>
+                <w:sz w:val="24"/>
+                <w:szCs w:val="24"/>
+              </w:rPr>
+              <w:t>栈</w:t>
+            </w:r>
+            <w:proofErr w:type="gramEnd"/>
+            <w:r>
+              <w:rPr>
+                <w:rFonts w:asciiTheme="minorEastAsia" w:eastAsiaTheme="minorEastAsia" w:hAnsiTheme="minorEastAsia" w:cstheme="minorEastAsia"/>
+                <w:bCs/>
+                <w:sz w:val="24"/>
+                <w:szCs w:val="24"/>
+              </w:rPr>
+              <w:t>和数据存储方案，明确采用Vue、Python/</w:t>
+            </w:r>
+            <w:proofErr w:type="spellStart"/>
+            <w:r>
+              <w:rPr>
+                <w:rFonts w:asciiTheme="minorEastAsia" w:eastAsiaTheme="minorEastAsia" w:hAnsiTheme="minorEastAsia" w:cstheme="minorEastAsia"/>
+                <w:bCs/>
+                <w:sz w:val="24"/>
+                <w:szCs w:val="24"/>
+              </w:rPr>
+              <w:t>FastAPI</w:t>
+            </w:r>
+            <w:proofErr w:type="spellEnd"/>
+            <w:r>
+              <w:rPr>
+                <w:rFonts w:asciiTheme="minorEastAsia" w:eastAsiaTheme="minorEastAsia" w:hAnsiTheme="minorEastAsia" w:cstheme="minorEastAsia"/>
+                <w:bCs/>
+                <w:sz w:val="24"/>
+                <w:szCs w:val="24"/>
+              </w:rPr>
+              <w:t>、MySQL、</w:t>
+            </w:r>
+            <w:proofErr w:type="spellStart"/>
+            <w:r>
+              <w:rPr>
+                <w:rFonts w:asciiTheme="minorEastAsia" w:eastAsiaTheme="minorEastAsia" w:hAnsiTheme="minorEastAsia" w:cstheme="minorEastAsia"/>
+                <w:bCs/>
+                <w:sz w:val="24"/>
+                <w:szCs w:val="24"/>
+              </w:rPr>
+              <w:t>LangChain</w:t>
+            </w:r>
+            <w:proofErr w:type="spellEnd"/>
+            <w:r>
+              <w:rPr>
+                <w:rFonts w:asciiTheme="minorEastAsia" w:eastAsiaTheme="minorEastAsia" w:hAnsiTheme="minorEastAsia" w:cstheme="minorEastAsia"/>
+                <w:bCs/>
+                <w:sz w:val="24"/>
+                <w:szCs w:val="24"/>
+              </w:rPr>
+              <w:t xml:space="preserve">、RAG、大语言模型、Qwen-Audi和 </w:t>
+            </w:r>
+            <w:proofErr w:type="spellStart"/>
+            <w:r>
+              <w:rPr>
+                <w:rFonts w:asciiTheme="minorEastAsia" w:eastAsiaTheme="minorEastAsia" w:hAnsiTheme="minorEastAsia" w:cstheme="minorEastAsia"/>
+                <w:bCs/>
+                <w:sz w:val="24"/>
+                <w:szCs w:val="24"/>
+              </w:rPr>
+              <w:t>librosa</w:t>
+            </w:r>
+            <w:proofErr w:type="spellEnd"/>
+            <w:r>
+              <w:rPr>
+                <w:rFonts w:asciiTheme="minorEastAsia" w:eastAsiaTheme="minorEastAsia" w:hAnsiTheme="minorEastAsia" w:cstheme="minorEastAsia"/>
+                <w:bCs/>
+                <w:sz w:val="24"/>
+                <w:szCs w:val="24"/>
+              </w:rPr>
+              <w:t>。</w:t>
+            </w:r>
+            <w:r>
+              <w:rPr>
+                <w:rFonts w:asciiTheme="minorEastAsia" w:eastAsiaTheme="minorEastAsia" w:hAnsiTheme="minorEastAsia" w:cstheme="minorEastAsia"/>
+                <w:bCs/>
+                <w:sz w:val="24"/>
+                <w:szCs w:val="24"/>
+              </w:rPr>
+              <w:t xml:space="preserve"> </w:t>
+            </w:r>
+          </w:p>
+          <w:p>
+            <w:pPr>
+              <w:spacing w:line="360" w:lineRule="auto"/>
+              <w:rPr>
+                <w:rFonts w:ascii="Times New Roman" w:hAnsi="Times New Roman"/>
+                <w:b/>
+                <w:sz w:val="24"/>
+                <w:szCs w:val="24"/>
+              </w:rPr>
+            </w:pPr>
+            <w:r>
+              <w:rPr>
+                <w:rFonts w:asciiTheme="minorEastAsia" w:eastAsiaTheme="minorEastAsia" w:hAnsiTheme="minorEastAsia" w:cstheme="minorEastAsia" w:hint="eastAsia"/>
+                <w:bCs/>
+                <w:sz w:val="24"/>
+                <w:szCs w:val="24"/>
+              </w:rPr>
+              <w:t>（5）</w:t>
+            </w:r>
+            <w:r>
+              <w:rPr>
+                <w:rFonts w:asciiTheme="minorEastAsia" w:eastAsiaTheme="minorEastAsia" w:hAnsiTheme="minorEastAsia" w:cstheme="minorEastAsia"/>
+                <w:bCs/>
+                <w:sz w:val="24"/>
+                <w:szCs w:val="24"/>
+              </w:rPr>
+              <w:t>明确项目成员的文档编写、原型设计、前</w:t>
+            </w:r>
+            <w:r>
+              <w:rPr>
+                <w:rFonts w:asciiTheme="minorEastAsia" w:eastAsiaTheme="minorEastAsia" w:hAnsiTheme="minorEastAsia" w:cstheme="minorEastAsia"/>
+                <w:bCs/>
+                <w:sz w:val="24"/>
+                <w:szCs w:val="24"/>
+              </w:rPr>
+              <w:lastRenderedPageBreak/>
+              <w:t>后端开发、AI功能和测试任务。</w:t>
+            </w:r>
+          </w:p>
+        </w:tc>
+        <w:tc>
+          <w:tcPr>
+            <w:tcW w:w="2840" w:type="dxa"/>
+            <w:gridSpan w:val="2"/>
+          </w:tcPr>
+          <w:p>
+            <w:pPr>
+              <w:spacing w:line="360" w:lineRule="auto"/>
+              <w:rPr>
+                <w:rFonts w:ascii="Times New Roman" w:hAnsi="Times New Roman"/>
+                <w:bCs/>
+                <w:sz w:val="24"/>
+                <w:szCs w:val="24"/>
+              </w:rPr>
+            </w:pPr>
+            <w:r>
+              <w:rPr>
+                <w:rFonts w:ascii="Times New Roman" w:hAnsi="Times New Roman" w:hint="eastAsia"/>
+                <w:bCs/>
+                <w:sz w:val="24"/>
+                <w:szCs w:val="24"/>
+              </w:rPr>
+              <w:lastRenderedPageBreak/>
+              <w:t>（</w:t>
+            </w:r>
+            <w:r>
+              <w:rPr>
+                <w:rFonts w:ascii="Times New Roman" w:hAnsi="Times New Roman" w:hint="eastAsia"/>
+                <w:bCs/>
+                <w:sz w:val="24"/>
+                <w:szCs w:val="24"/>
+              </w:rPr>
+              <w:t>1</w:t>
+            </w:r>
+            <w:r>
+              <w:rPr>
+                <w:rFonts w:ascii="Times New Roman" w:hAnsi="Times New Roman" w:hint="eastAsia"/>
+                <w:bCs/>
+                <w:sz w:val="24"/>
+                <w:szCs w:val="24"/>
+              </w:rPr>
+              <w:t>）</w:t>
+            </w:r>
+            <w:r>
+              <w:rPr>
+                <w:rFonts w:ascii="Times New Roman" w:hAnsi="Times New Roman"/>
+                <w:bCs/>
+                <w:sz w:val="24"/>
+                <w:szCs w:val="24"/>
+              </w:rPr>
+              <w:t>已完成</w:t>
+            </w:r>
+            <w:r>
+              <w:rPr>
+                <w:rFonts w:ascii="Times New Roman" w:hAnsi="Times New Roman"/>
+                <w:bCs/>
+                <w:sz w:val="24"/>
+                <w:szCs w:val="24"/>
+              </w:rPr>
+              <w:t xml:space="preserve"> AI </w:t>
+            </w:r>
+            <w:r>
+              <w:rPr>
+                <w:rFonts w:ascii="Times New Roman" w:hAnsi="Times New Roman"/>
+                <w:bCs/>
+                <w:sz w:val="24"/>
+                <w:szCs w:val="24"/>
+              </w:rPr>
+              <w:t>面试系统总体原型确认，初步确定</w:t>
+            </w:r>
+            <w:proofErr w:type="gramStart"/>
+            <w:r>
+              <w:rPr>
+                <w:rFonts w:ascii="Times New Roman" w:hAnsi="Times New Roman"/>
+                <w:bCs/>
+                <w:sz w:val="24"/>
+                <w:szCs w:val="24"/>
+              </w:rPr>
+              <w:t>面试官端和</w:t>
+            </w:r>
+            <w:proofErr w:type="gramEnd"/>
+            <w:r>
+              <w:rPr>
+                <w:rFonts w:ascii="Times New Roman" w:hAnsi="Times New Roman"/>
+                <w:bCs/>
+                <w:sz w:val="24"/>
+                <w:szCs w:val="24"/>
+              </w:rPr>
+              <w:t>面试者端的页面布局及功能入口。</w:t>
+            </w:r>
+            <w:r>
+              <w:rPr>
+                <w:rFonts w:ascii="Times New Roman" w:hAnsi="Times New Roman"/>
+                <w:bCs/>
+                <w:sz w:val="24"/>
+                <w:szCs w:val="24"/>
+              </w:rPr>
+              <w:t xml:space="preserve"> </w:t>
+            </w:r>
+          </w:p>
+          <w:p>
+            <w:pPr>
+              <w:spacing w:line="360" w:lineRule="auto"/>
+              <w:rPr>
+                <w:rFonts w:ascii="Times New Roman" w:hAnsi="Times New Roman"/>
+                <w:bCs/>
+                <w:sz w:val="24"/>
+                <w:szCs w:val="24"/>
+              </w:rPr>
+            </w:pPr>
+            <w:r>
+              <w:rPr>
+                <w:rFonts w:ascii="Times New Roman" w:hAnsi="Times New Roman" w:hint="eastAsia"/>
+                <w:bCs/>
+                <w:sz w:val="24"/>
+                <w:szCs w:val="24"/>
+              </w:rPr>
+              <w:t>（</w:t>
+            </w:r>
+            <w:r>
+              <w:rPr>
+                <w:rFonts w:ascii="Times New Roman" w:hAnsi="Times New Roman" w:hint="eastAsia"/>
+                <w:bCs/>
+                <w:sz w:val="24"/>
+                <w:szCs w:val="24"/>
+              </w:rPr>
+              <w:t>2</w:t>
+            </w:r>
+            <w:r>
+              <w:rPr>
+                <w:rFonts w:ascii="Times New Roman" w:hAnsi="Times New Roman" w:hint="eastAsia"/>
+                <w:bCs/>
+                <w:sz w:val="24"/>
+                <w:szCs w:val="24"/>
+              </w:rPr>
+              <w:t>）</w:t>
+            </w:r>
+            <w:r>
+              <w:rPr>
+                <w:rFonts w:ascii="Times New Roman" w:hAnsi="Times New Roman"/>
+                <w:bCs/>
+                <w:sz w:val="24"/>
+                <w:szCs w:val="24"/>
+              </w:rPr>
+              <w:t>已完成岗位发布、岗位筛选、个人信息维护、岗位报名、意向面试者仓库、面试创建、语音面试、报告生成和通讯等业务流程梳理。</w:t>
+            </w:r>
+            <w:r>
+              <w:rPr>
+                <w:rFonts w:ascii="Times New Roman" w:hAnsi="Times New Roman" w:hint="eastAsia"/>
+                <w:bCs/>
+                <w:sz w:val="24"/>
+                <w:szCs w:val="24"/>
+              </w:rPr>
+              <w:t>（</w:t>
+            </w:r>
+            <w:r>
+              <w:rPr>
+                <w:rFonts w:ascii="Times New Roman" w:hAnsi="Times New Roman" w:hint="eastAsia"/>
+                <w:bCs/>
+                <w:sz w:val="24"/>
+                <w:szCs w:val="24"/>
+              </w:rPr>
+              <w:t>3</w:t>
+            </w:r>
+            <w:r>
+              <w:rPr>
+                <w:rFonts w:ascii="Times New Roman" w:hAnsi="Times New Roman" w:hint="eastAsia"/>
+                <w:bCs/>
+                <w:sz w:val="24"/>
+                <w:szCs w:val="24"/>
+              </w:rPr>
+              <w:t>）</w:t>
+            </w:r>
+            <w:r>
+              <w:rPr>
+                <w:rFonts w:ascii="Times New Roman" w:hAnsi="Times New Roman"/>
+                <w:bCs/>
+                <w:sz w:val="24"/>
+                <w:szCs w:val="24"/>
+              </w:rPr>
+              <w:t>已根据需求规约和图片中的问题完成配置管理计划书修订，取消</w:t>
+            </w:r>
+            <w:r>
+              <w:rPr>
+                <w:rFonts w:ascii="Times New Roman" w:hAnsi="Times New Roman"/>
+                <w:bCs/>
+                <w:sz w:val="24"/>
+                <w:szCs w:val="24"/>
+              </w:rPr>
+              <w:t xml:space="preserve"> PDF </w:t>
+            </w:r>
+            <w:r>
+              <w:rPr>
+                <w:rFonts w:ascii="Times New Roman" w:hAnsi="Times New Roman"/>
+                <w:bCs/>
+                <w:sz w:val="24"/>
+                <w:szCs w:val="24"/>
+              </w:rPr>
+              <w:t>简历上传，改为结构化个人信息填写和岗位报名。</w:t>
+            </w:r>
+            <w:r>
+              <w:rPr>
+                <w:rFonts w:ascii="Times New Roman" w:hAnsi="Times New Roman"/>
+                <w:bCs/>
+                <w:sz w:val="24"/>
+                <w:szCs w:val="24"/>
+              </w:rPr>
+              <w:t xml:space="preserve"> </w:t>
+            </w:r>
+          </w:p>
+          <w:p>
+            <w:pPr>
+              <w:spacing w:line="360" w:lineRule="auto"/>
+              <w:rPr>
+                <w:rFonts w:asciiTheme="minorEastAsia" w:eastAsiaTheme="minorEastAsia" w:hAnsiTheme="minorEastAsia" w:cstheme="minorEastAsia" w:hint="eastAsia"/>
+                <w:bCs/>
+                <w:sz w:val="24"/>
+                <w:szCs w:val="24"/>
+              </w:rPr>
+            </w:pPr>
+            <w:r>
+              <w:rPr>
+                <w:rFonts w:ascii="Times New Roman" w:hAnsi="Times New Roman" w:hint="eastAsia"/>
+                <w:bCs/>
+                <w:sz w:val="24"/>
+                <w:szCs w:val="24"/>
+              </w:rPr>
+              <w:t>（</w:t>
+            </w:r>
+            <w:r>
+              <w:rPr>
+                <w:rFonts w:ascii="Times New Roman" w:hAnsi="Times New Roman" w:hint="eastAsia"/>
+                <w:bCs/>
+                <w:sz w:val="24"/>
+                <w:szCs w:val="24"/>
+              </w:rPr>
+              <w:t>4</w:t>
+            </w:r>
+            <w:r>
+              <w:rPr>
+                <w:rFonts w:ascii="Times New Roman" w:hAnsi="Times New Roman" w:hint="eastAsia"/>
+                <w:bCs/>
+                <w:sz w:val="24"/>
+                <w:szCs w:val="24"/>
+              </w:rPr>
+              <w:t>）</w:t>
+            </w:r>
+            <w:r>
+              <w:rPr>
+                <w:rFonts w:ascii="Times New Roman" w:hAnsi="Times New Roman"/>
+                <w:bCs/>
+                <w:sz w:val="24"/>
+                <w:szCs w:val="24"/>
+              </w:rPr>
+              <w:t>已完成项目文档任务重新确认，明确后续进行原型细化、接口设</w:t>
+            </w:r>
+            <w:r>
+              <w:rPr>
+                <w:rFonts w:ascii="Times New Roman" w:hAnsi="Times New Roman"/>
+                <w:bCs/>
+                <w:sz w:val="24"/>
+                <w:szCs w:val="24"/>
+              </w:rPr>
+              <w:lastRenderedPageBreak/>
+              <w:t>计、数据库设计和功能开发。</w:t>
+            </w:r>
+          </w:p>
+        </w:tc>
+        <w:tc>
+          <w:tcPr>
+            <w:tcW w:w="2842" w:type="dxa"/>
+            <w:gridSpan w:val="2"/>
+          </w:tcPr>
+          <w:p>
+            <w:pPr>
+              <w:spacing w:line="360" w:lineRule="auto"/>
+              <w:rPr>
+                <w:rFonts w:ascii="Times New Roman" w:hAnsi="Times New Roman"/>
+                <w:sz w:val="24"/>
+                <w:szCs w:val="24"/>
+              </w:rPr>
+            </w:pPr>
+            <w:r>
+              <w:rPr>
+                <w:rFonts w:ascii="Times New Roman" w:hAnsi="Times New Roman" w:hint="eastAsia"/>
+                <w:sz w:val="24"/>
+                <w:szCs w:val="24"/>
+              </w:rPr>
+              <w:lastRenderedPageBreak/>
+              <w:t>（</w:t>
+            </w:r>
+            <w:r>
+              <w:rPr>
+                <w:rFonts w:ascii="Times New Roman" w:hAnsi="Times New Roman" w:hint="eastAsia"/>
+                <w:sz w:val="24"/>
+                <w:szCs w:val="24"/>
+              </w:rPr>
+              <w:t>1</w:t>
+            </w:r>
+            <w:r>
+              <w:rPr>
+                <w:rFonts w:ascii="Times New Roman" w:hAnsi="Times New Roman" w:hint="eastAsia"/>
+                <w:sz w:val="24"/>
+                <w:szCs w:val="24"/>
+              </w:rPr>
+              <w:t>）</w:t>
+            </w:r>
+            <w:r>
+              <w:rPr>
+                <w:rFonts w:ascii="Times New Roman" w:hAnsi="Times New Roman"/>
+                <w:sz w:val="24"/>
+                <w:szCs w:val="24"/>
+              </w:rPr>
+              <w:t>问题</w:t>
+            </w:r>
+            <w:r>
+              <w:rPr>
+                <w:rFonts w:ascii="Times New Roman" w:hAnsi="Times New Roman" w:hint="eastAsia"/>
+                <w:sz w:val="24"/>
+                <w:szCs w:val="24"/>
+              </w:rPr>
+              <w:t>1</w:t>
+            </w:r>
+            <w:r>
+              <w:rPr>
+                <w:rFonts w:ascii="Times New Roman" w:hAnsi="Times New Roman"/>
+                <w:sz w:val="24"/>
+                <w:szCs w:val="24"/>
+              </w:rPr>
+              <w:t>：</w:t>
+            </w:r>
+            <w:r>
+              <w:rPr>
+                <w:rFonts w:ascii="Times New Roman" w:hAnsi="Times New Roman"/>
+                <w:sz w:val="24"/>
+                <w:szCs w:val="24"/>
+              </w:rPr>
+              <w:t xml:space="preserve">PDF </w:t>
+            </w:r>
+            <w:r>
+              <w:rPr>
+                <w:rFonts w:ascii="Times New Roman" w:hAnsi="Times New Roman"/>
+                <w:sz w:val="24"/>
+                <w:szCs w:val="24"/>
+              </w:rPr>
+              <w:t>简历上传和解析实现复杂，文件存储和内容提取会增加系统开发难度。</w:t>
+            </w:r>
+            <w:r>
+              <w:rPr>
+                <w:rFonts w:ascii="Times New Roman" w:hAnsi="Times New Roman"/>
+                <w:sz w:val="24"/>
+                <w:szCs w:val="24"/>
+              </w:rPr>
+              <w:br/>
+            </w:r>
+            <w:r>
+              <w:rPr>
+                <w:rFonts w:ascii="Times New Roman" w:hAnsi="Times New Roman"/>
+                <w:sz w:val="24"/>
+                <w:szCs w:val="24"/>
+              </w:rPr>
+              <w:t>解决方案：取消</w:t>
+            </w:r>
+            <w:r>
+              <w:rPr>
+                <w:rFonts w:ascii="Times New Roman" w:hAnsi="Times New Roman"/>
+                <w:sz w:val="24"/>
+                <w:szCs w:val="24"/>
+              </w:rPr>
+              <w:t xml:space="preserve"> PDF </w:t>
+            </w:r>
+            <w:r>
+              <w:rPr>
+                <w:rFonts w:ascii="Times New Roman" w:hAnsi="Times New Roman"/>
+                <w:sz w:val="24"/>
+                <w:szCs w:val="24"/>
+              </w:rPr>
+              <w:t>简历上传功能，改为面试者在线填写学历、工作经验、应届</w:t>
+            </w:r>
+            <w:r>
+              <w:rPr>
+                <w:rFonts w:ascii="Times New Roman" w:hAnsi="Times New Roman"/>
+                <w:sz w:val="24"/>
+                <w:szCs w:val="24"/>
+              </w:rPr>
+              <w:t>/</w:t>
+            </w:r>
+            <w:r>
+              <w:rPr>
+                <w:rFonts w:ascii="Times New Roman" w:hAnsi="Times New Roman"/>
+                <w:sz w:val="24"/>
+                <w:szCs w:val="24"/>
+              </w:rPr>
+              <w:t>往届、薪资期望、个人技能、个人经历和头像等结构化个人信息，并将数据直接保存到</w:t>
+            </w:r>
+            <w:r>
+              <w:rPr>
+                <w:rFonts w:ascii="Times New Roman" w:hAnsi="Times New Roman"/>
+                <w:sz w:val="24"/>
+                <w:szCs w:val="24"/>
+              </w:rPr>
+              <w:t xml:space="preserve"> MySQL</w:t>
+            </w:r>
+            <w:r>
+              <w:rPr>
+                <w:rFonts w:ascii="Times New Roman" w:hAnsi="Times New Roman"/>
+                <w:sz w:val="24"/>
+                <w:szCs w:val="24"/>
+              </w:rPr>
+              <w:t>。</w:t>
+            </w:r>
+          </w:p>
+          <w:p>
+            <w:pPr>
+              <w:spacing w:line="360" w:lineRule="auto"/>
+              <w:rPr>
+                <w:rFonts w:ascii="Times New Roman" w:hAnsi="Times New Roman"/>
+                <w:sz w:val="24"/>
+                <w:szCs w:val="24"/>
+              </w:rPr>
+            </w:pPr>
+            <w:r>
+              <w:rPr>
+                <w:rFonts w:ascii="Times New Roman" w:hAnsi="Times New Roman" w:hint="eastAsia"/>
+                <w:sz w:val="24"/>
+                <w:szCs w:val="24"/>
+              </w:rPr>
+              <w:t>（</w:t>
+            </w:r>
+            <w:r>
+              <w:rPr>
+                <w:rFonts w:ascii="Times New Roman" w:hAnsi="Times New Roman" w:hint="eastAsia"/>
+                <w:sz w:val="24"/>
+                <w:szCs w:val="24"/>
+              </w:rPr>
+              <w:t>2</w:t>
+            </w:r>
+            <w:r>
+              <w:rPr>
+                <w:rFonts w:ascii="Times New Roman" w:hAnsi="Times New Roman" w:hint="eastAsia"/>
+                <w:sz w:val="24"/>
+                <w:szCs w:val="24"/>
+              </w:rPr>
+              <w:t>）</w:t>
+            </w:r>
+            <w:r>
+              <w:rPr>
+                <w:rFonts w:ascii="Times New Roman" w:hAnsi="Times New Roman"/>
+                <w:sz w:val="24"/>
+                <w:szCs w:val="24"/>
+              </w:rPr>
+              <w:t>问题</w:t>
+            </w:r>
+            <w:r>
+              <w:rPr>
+                <w:rFonts w:ascii="Times New Roman" w:hAnsi="Times New Roman" w:hint="eastAsia"/>
+                <w:sz w:val="24"/>
+                <w:szCs w:val="24"/>
+              </w:rPr>
+              <w:t>2</w:t>
+            </w:r>
+            <w:r>
+              <w:rPr>
+                <w:rFonts w:ascii="Times New Roman" w:hAnsi="Times New Roman"/>
+                <w:sz w:val="24"/>
+                <w:szCs w:val="24"/>
+              </w:rPr>
+              <w:t>：不同文档中的数据库选型表述不一致。</w:t>
+            </w:r>
+            <w:r>
+              <w:rPr>
+                <w:rFonts w:ascii="Times New Roman" w:hAnsi="Times New Roman"/>
+                <w:sz w:val="24"/>
+                <w:szCs w:val="24"/>
+              </w:rPr>
+              <w:br/>
+            </w:r>
+            <w:r>
+              <w:rPr>
+                <w:rFonts w:ascii="Times New Roman" w:hAnsi="Times New Roman"/>
+                <w:sz w:val="24"/>
+                <w:szCs w:val="24"/>
+              </w:rPr>
+              <w:t>解决方案：项目统一采用</w:t>
+            </w:r>
+            <w:r>
+              <w:rPr>
+                <w:rFonts w:ascii="Times New Roman" w:hAnsi="Times New Roman"/>
+                <w:sz w:val="24"/>
+                <w:szCs w:val="24"/>
+              </w:rPr>
+              <w:t xml:space="preserve"> MySQL </w:t>
+            </w:r>
+            <w:r>
+              <w:rPr>
+                <w:rFonts w:ascii="Times New Roman" w:hAnsi="Times New Roman"/>
+                <w:sz w:val="24"/>
+                <w:szCs w:val="24"/>
+              </w:rPr>
+              <w:t>存储用户、岗位、个人信息、面试、报告和通讯等业务数据，并同步修改配置管</w:t>
+            </w:r>
+            <w:proofErr w:type="gramStart"/>
+            <w:r>
+              <w:rPr>
+                <w:rFonts w:ascii="Times New Roman" w:hAnsi="Times New Roman"/>
+                <w:sz w:val="24"/>
+                <w:szCs w:val="24"/>
+              </w:rPr>
+              <w:lastRenderedPageBreak/>
+              <w:t>理计划</w:t>
+            </w:r>
+            <w:proofErr w:type="gramEnd"/>
+            <w:r>
+              <w:rPr>
+                <w:rFonts w:ascii="Times New Roman" w:hAnsi="Times New Roman"/>
+                <w:sz w:val="24"/>
+                <w:szCs w:val="24"/>
+              </w:rPr>
+              <w:t>书及相关设计文档。</w:t>
+            </w:r>
+          </w:p>
+          <w:p>
+            <w:pPr>
+              <w:spacing w:line="360" w:lineRule="auto"/>
+              <w:rPr>
+                <w:rFonts w:ascii="Times New Roman" w:hAnsi="Times New Roman"/>
+                <w:sz w:val="24"/>
+                <w:szCs w:val="24"/>
+              </w:rPr>
+            </w:pPr>
+            <w:r>
+              <w:rPr>
+                <w:rFonts w:ascii="Times New Roman" w:hAnsi="Times New Roman" w:hint="eastAsia"/>
+                <w:sz w:val="24"/>
+                <w:szCs w:val="24"/>
+              </w:rPr>
+              <w:t>（</w:t>
+            </w:r>
+            <w:r>
+              <w:rPr>
+                <w:rFonts w:ascii="Times New Roman" w:hAnsi="Times New Roman" w:hint="eastAsia"/>
+                <w:sz w:val="24"/>
+                <w:szCs w:val="24"/>
+              </w:rPr>
+              <w:t>3</w:t>
+            </w:r>
+            <w:r>
+              <w:rPr>
+                <w:rFonts w:ascii="Times New Roman" w:hAnsi="Times New Roman" w:hint="eastAsia"/>
+                <w:sz w:val="24"/>
+                <w:szCs w:val="24"/>
+              </w:rPr>
+              <w:t>）</w:t>
+            </w:r>
+            <w:r>
+              <w:rPr>
+                <w:rFonts w:ascii="Times New Roman" w:hAnsi="Times New Roman"/>
+                <w:sz w:val="24"/>
+                <w:szCs w:val="24"/>
+              </w:rPr>
+              <w:t>问题</w:t>
+            </w:r>
+            <w:r>
+              <w:rPr>
+                <w:rFonts w:ascii="Times New Roman" w:hAnsi="Times New Roman" w:hint="eastAsia"/>
+                <w:sz w:val="24"/>
+                <w:szCs w:val="24"/>
+              </w:rPr>
+              <w:t>3</w:t>
+            </w:r>
+            <w:r>
+              <w:rPr>
+                <w:rFonts w:ascii="Times New Roman" w:hAnsi="Times New Roman"/>
+                <w:sz w:val="24"/>
+                <w:szCs w:val="24"/>
+              </w:rPr>
+              <w:t>：</w:t>
+            </w:r>
+            <w:r>
+              <w:rPr>
+                <w:rFonts w:ascii="Times New Roman" w:hAnsi="Times New Roman"/>
+                <w:sz w:val="24"/>
+                <w:szCs w:val="24"/>
+              </w:rPr>
+              <w:t xml:space="preserve">AI </w:t>
+            </w:r>
+            <w:r>
+              <w:rPr>
+                <w:rFonts w:ascii="Times New Roman" w:hAnsi="Times New Roman"/>
+                <w:sz w:val="24"/>
+                <w:szCs w:val="24"/>
+              </w:rPr>
+              <w:t>面试、语音分析和</w:t>
+            </w:r>
+            <w:r>
+              <w:rPr>
+                <w:rFonts w:ascii="Times New Roman" w:hAnsi="Times New Roman"/>
+                <w:sz w:val="24"/>
+                <w:szCs w:val="24"/>
+              </w:rPr>
+              <w:t xml:space="preserve"> RAG </w:t>
+            </w:r>
+            <w:r>
+              <w:rPr>
+                <w:rFonts w:ascii="Times New Roman" w:hAnsi="Times New Roman"/>
+                <w:sz w:val="24"/>
+                <w:szCs w:val="24"/>
+              </w:rPr>
+              <w:t>的技术边界描述不够清晰。</w:t>
+            </w:r>
+            <w:r>
+              <w:rPr>
+                <w:rFonts w:ascii="Times New Roman" w:hAnsi="Times New Roman"/>
+                <w:sz w:val="24"/>
+                <w:szCs w:val="24"/>
+              </w:rPr>
+              <w:br/>
+            </w:r>
+            <w:r>
+              <w:rPr>
+                <w:rFonts w:ascii="Times New Roman" w:hAnsi="Times New Roman"/>
+                <w:sz w:val="24"/>
+                <w:szCs w:val="24"/>
+              </w:rPr>
+              <w:t>解决方案：明确采用</w:t>
+            </w:r>
+            <w:r>
+              <w:rPr>
+                <w:rFonts w:ascii="Times New Roman" w:hAnsi="Times New Roman"/>
+                <w:sz w:val="24"/>
+                <w:szCs w:val="24"/>
+              </w:rPr>
+              <w:t xml:space="preserve"> </w:t>
+            </w:r>
+            <w:proofErr w:type="spellStart"/>
+            <w:r>
+              <w:rPr>
+                <w:rFonts w:ascii="Times New Roman" w:hAnsi="Times New Roman"/>
+                <w:sz w:val="24"/>
+                <w:szCs w:val="24"/>
+              </w:rPr>
+              <w:t>LangChain</w:t>
+            </w:r>
+            <w:proofErr w:type="spellEnd"/>
+            <w:r>
+              <w:rPr>
+                <w:rFonts w:ascii="Times New Roman" w:hAnsi="Times New Roman"/>
+                <w:sz w:val="24"/>
+                <w:szCs w:val="24"/>
+              </w:rPr>
+              <w:t xml:space="preserve"> + RAG + </w:t>
+            </w:r>
+            <w:r>
+              <w:rPr>
+                <w:rFonts w:ascii="Times New Roman" w:hAnsi="Times New Roman"/>
+                <w:sz w:val="24"/>
+                <w:szCs w:val="24"/>
+              </w:rPr>
+              <w:t>大语言模型实现岗位匹配、问题生成和报告分析，采</w:t>
+            </w:r>
+            <w:r>
+              <w:rPr>
+                <w:rFonts w:ascii="Times New Roman" w:hAnsi="Times New Roman"/>
+                <w:sz w:val="24"/>
+                <w:szCs w:val="24"/>
+              </w:rPr>
+              <w:t xml:space="preserve">Qwen-Audio + </w:t>
+            </w:r>
+            <w:proofErr w:type="spellStart"/>
+            <w:r>
+              <w:rPr>
+                <w:rFonts w:ascii="Times New Roman" w:hAnsi="Times New Roman"/>
+                <w:sz w:val="24"/>
+                <w:szCs w:val="24"/>
+              </w:rPr>
+              <w:t>librosa</w:t>
+            </w:r>
+            <w:proofErr w:type="spellEnd"/>
+            <w:r>
+              <w:rPr>
+                <w:rFonts w:ascii="Times New Roman" w:hAnsi="Times New Roman"/>
+                <w:sz w:val="24"/>
+                <w:szCs w:val="24"/>
+              </w:rPr>
+              <w:t xml:space="preserve"> </w:t>
+            </w:r>
+            <w:r>
+              <w:rPr>
+                <w:rFonts w:ascii="Times New Roman" w:hAnsi="Times New Roman"/>
+                <w:sz w:val="24"/>
+                <w:szCs w:val="24"/>
+              </w:rPr>
+              <w:t>完成语音内容和语调特征分析。</w:t>
+            </w:r>
+          </w:p>
+          <w:p>
+            <w:pPr>
+              <w:spacing w:line="360" w:lineRule="auto"/>
+              <w:rPr>
+                <w:rFonts w:ascii="Times New Roman" w:hAnsi="Times New Roman"/>
+                <w:sz w:val="24"/>
+                <w:szCs w:val="24"/>
+              </w:rPr>
+            </w:pPr>
+          </w:p>
+        </w:tc>
+      </w:tr>
+    </w:tbl>
     <w:p>
       <w:pPr>
         <w:pStyle w:val="af7"/>
@@ -3295,12 +5045,14 @@
                 <w:sz w:val="24"/>
               </w:rPr>
             </w:pPr>
+            <w:proofErr w:type="gramStart"/>
             <w:r>
               <w:rPr>
                 <w:sz w:val="24"/>
               </w:rPr>
               <w:t>胡博</w:t>
             </w:r>
+            <w:proofErr w:type="gramEnd"/>
           </w:p>
         </w:tc>
         <w:tc>
@@ -3358,12 +5110,14 @@
                 <w:sz w:val="24"/>
               </w:rPr>
             </w:pPr>
+            <w:proofErr w:type="gramStart"/>
             <w:r>
               <w:rPr>
                 <w:sz w:val="24"/>
               </w:rPr>
               <w:t>胡博</w:t>
             </w:r>
+            <w:proofErr w:type="gramEnd"/>
           </w:p>
         </w:tc>
         <w:tc>
@@ -4514,6 +6268,7 @@
                 <w:rFonts w:hint="eastAsia"/>
                 <w:sz w:val="24"/>
               </w:rPr>
+              <w:lastRenderedPageBreak/>
               <w:t>12</w:t>
             </w:r>
           </w:p>
@@ -5078,7 +6833,23 @@
                 <w:rFonts w:hint="eastAsia"/>
                 <w:sz w:val="18"/>
               </w:rPr>
-              <w:t>、评审员、记录员、评审组织者、管理人员、客户等，角色名应当反映在评审会议中担任的职责。</w:t>
+              <w:t>、评审员、记录员、评审组织者、管理人员、客户等，角色</w:t>
+            </w:r>
+            <w:proofErr w:type="gramStart"/>
+            <w:r>
+              <w:rPr>
+                <w:rFonts w:hint="eastAsia"/>
+                <w:sz w:val="18"/>
+              </w:rPr>
+              <w:t>名应当</w:t>
+            </w:r>
+            <w:proofErr w:type="gramEnd"/>
+            <w:r>
+              <w:rPr>
+                <w:rFonts w:hint="eastAsia"/>
+                <w:sz w:val="18"/>
+              </w:rPr>
+              <w:t>反映在评审会议中担任的职责。</w:t>
             </w:r>
           </w:p>
           <w:p>
